--- a/Dispute Resolution/Stage 2 Dispute Triage - Visa Debit Dispute Management Process - DRAFT.docx
+++ b/Dispute Resolution/Stage 2 Dispute Triage - Visa Debit Dispute Management Process - DRAFT.docx
@@ -1983,7 +1983,7 @@
               <a:graphicData uri="http://schemas.openxmlformats.org/drawingml/2006/picture">
                 <pic:pic>
                   <pic:nvPicPr>
-                    <pic:cNvPr id="0" name="slide4-4.jpg"/>
+                    <pic:cNvPr id="0" name="slide4v4-4.jpg"/>
                     <pic:cNvPicPr/>
                   </pic:nvPicPr>
                   <pic:blipFill>
@@ -2215,7 +2215,7 @@
         <w:t xml:space="preserve">Fraud: </w:t>
       </w:r>
       <w:r>
-        <w:t>proceed to Section 5.2.2 — Fraud Team: Assess Auto Write-Off.</w:t>
+        <w:t>proceed to Section 5.2.2 — Fraud Team: Assess Filing Window and Auto Write-Off.</w:t>
       </w:r>
     </w:p>
     <w:p>
@@ -2236,7 +2236,7 @@
         <w:t xml:space="preserve">Non-Fraud: </w:t>
       </w:r>
       <w:r>
-        <w:t>proceed to Section 5.2.3 — Payment Services Team: Assess Dispute Rights and Auto Write-Off.</w:t>
+        <w:t>proceed to Section 5.2.3 — Payment Services Team: Assess Filing Window and Auto Write-Off.</w:t>
       </w:r>
     </w:p>
     <w:p>
@@ -2252,12 +2252,19 @@
         <w:rPr>
           <w:sz w:val="28"/>
         </w:rPr>
-        <w:t>5.2.2 Fraud Team: Assess Auto Write-Off</w:t>
+        <w:t>5.2.2 Fraud Team: Assess Filing Window and Auto Write-Off</w:t>
       </w:r>
     </w:p>
     <w:p>
       <w:r>
-        <w:t>The Fraud Specialist should assess whether the dispute qualifies for a system auto write-off.</w:t>
+        <w:rPr>
+          <w:b/>
+          <w:i w:val="0"/>
+        </w:rPr>
+        <w:t xml:space="preserve">Step 1 — Assess filing window: </w:t>
+      </w:r>
+      <w:r>
+        <w:t>the Fraud Specialist should assess whether the dispute was submitted within the filing window.</w:t>
       </w:r>
     </w:p>
     <w:p>
@@ -2266,14 +2273,14 @@
           <w:b/>
           <w:i/>
         </w:rPr>
-        <w:t xml:space="preserve">Decision (D-008): </w:t>
+        <w:t xml:space="preserve">Decision (D-004): </w:t>
       </w:r>
       <w:r>
         <w:rPr>
           <w:b w:val="0"/>
           <w:i/>
         </w:rPr>
-        <w:t>the fraud auto write-off threshold is $150. Disputes at or below this threshold, and meeting member risk review criteria, qualify for auto write-off.</w:t>
+        <w:t>cardholders must dispute a transaction within 60 days of the transaction date, as per agreement.</w:t>
       </w:r>
     </w:p>
     <w:p>
@@ -2291,10 +2298,38 @@
           <w:b/>
           <w:i w:val="0"/>
         </w:rPr>
-        <w:t xml:space="preserve">If the dispute amount is at or below $150 and meets the member risk review criteria: </w:t>
-      </w:r>
-      <w:r>
-        <w:t>refund and communicate to the member. This procedure ends.</w:t>
+        <w:t xml:space="preserve">If the dispute was not submitted within the filing window (i.e., outside the 60-day window from the transaction date): </w:t>
+      </w:r>
+      <w:r>
+        <w:t>no refund, except in the case of Member Consideration (Beem’s goodwill refund) — follow the Fraud Reimbursement Guidelines to determine eligibility.</w:t>
+      </w:r>
+    </w:p>
+    <w:p>
+      <w:pPr>
+        <w:pStyle w:val="ListParagraph"/>
+        <w:numPr>
+          <w:ilvl w:val="1"/>
+          <w:numId w:val="501"/>
+        </w:numPr>
+        <w:ind w:hanging="357"/>
+        <w:contextualSpacing w:val="0"/>
+      </w:pPr>
+      <w:r>
+        <w:t>Document the rationale for the refund decision in the CRM case notes.</w:t>
+      </w:r>
+    </w:p>
+    <w:p>
+      <w:pPr>
+        <w:pStyle w:val="ListParagraph"/>
+        <w:numPr>
+          <w:ilvl w:val="1"/>
+          <w:numId w:val="501"/>
+        </w:numPr>
+        <w:ind w:hanging="357"/>
+        <w:contextualSpacing w:val="0"/>
+      </w:pPr>
+      <w:r>
+        <w:t>Close the case by setting the CRM case status to “Closed”, which routes the case back to the Growth team. This procedure ends.</w:t>
       </w:r>
     </w:p>
     <w:p>
@@ -2312,26 +2347,10 @@
           <w:b/>
           <w:i w:val="0"/>
         </w:rPr>
-        <w:t xml:space="preserve">If the dispute amount is above $150, or does not meet the member risk review criteria: </w:t>
-      </w:r>
-      <w:r>
-        <w:t>proceed with investigation and case assessment — see Stage 3A: Case Preparation &amp; Document Assessment, and refer to the Visa Debit Card Fraud Investigation Process.</w:t>
-      </w:r>
-    </w:p>
-    <w:p>
-      <w:pPr>
-        <w:pStyle w:val="Heading3"/>
-        <w:numPr>
-          <w:ilvl w:val="0"/>
-          <w:numId w:val="0"/>
-        </w:numPr>
-        <w:ind w:left="992" w:hanging="992"/>
-      </w:pPr>
-      <w:r>
-        <w:rPr>
-          <w:sz w:val="28"/>
-        </w:rPr>
-        <w:t>5.2.3 Payment Services Team: Assess Dispute Rights and Auto Write-Off</w:t>
+        <w:t xml:space="preserve">If the dispute was submitted within the filing window: </w:t>
+      </w:r>
+      <w:r>
+        <w:t>proceed to Step 2 — Assess auto write-off.</w:t>
       </w:r>
     </w:p>
     <w:p>
@@ -2340,10 +2359,10 @@
           <w:b/>
           <w:i w:val="0"/>
         </w:rPr>
-        <w:t xml:space="preserve">Step 1 — Assess dispute rights: </w:t>
-      </w:r>
-      <w:r>
-        <w:t>the Payment Services agent should assess whether dispute rights exist for the transaction.</w:t>
+        <w:t xml:space="preserve">Step 2 — Assess auto write-off: </w:t>
+      </w:r>
+      <w:r>
+        <w:t>the Fraud Specialist should assess whether the dispute qualifies for a system auto write-off.</w:t>
       </w:r>
     </w:p>
     <w:p>
@@ -2352,14 +2371,14 @@
           <w:b/>
           <w:i/>
         </w:rPr>
-        <w:t xml:space="preserve">Decision (D-004): </w:t>
+        <w:t xml:space="preserve">Decision (D-008): </w:t>
       </w:r>
       <w:r>
         <w:rPr>
           <w:b w:val="0"/>
           <w:i/>
         </w:rPr>
-        <w:t>cardholders must dispute a transaction within 60 days of the transaction date, as per agreement.</w:t>
+        <w:t>the fraud auto write-off threshold is $150. Disputes at or below this threshold, and meeting member risk review criteria, qualify for auto write-off.</w:t>
       </w:r>
     </w:p>
     <w:p>
@@ -2377,10 +2396,24 @@
           <w:b/>
           <w:i w:val="0"/>
         </w:rPr>
-        <w:t xml:space="preserve">If dispute rights do not exist (i.e., the transaction falls outside the 60-day window): </w:t>
-      </w:r>
-      <w:r>
-        <w:t>no refund; communicate to the member. This procedure ends.</w:t>
+        <w:t xml:space="preserve">If the dispute amount is at or below $150 and meets the member risk review criteria: </w:t>
+      </w:r>
+      <w:r>
+        <w:t>refund and communicate to the member.</w:t>
+      </w:r>
+    </w:p>
+    <w:p>
+      <w:pPr>
+        <w:pStyle w:val="ListParagraph"/>
+        <w:numPr>
+          <w:ilvl w:val="1"/>
+          <w:numId w:val="502"/>
+        </w:numPr>
+        <w:ind w:hanging="357"/>
+        <w:contextualSpacing w:val="0"/>
+      </w:pPr>
+      <w:r>
+        <w:t>Set the CRM case status to “Qualify for Auto-Write Off”, which routes the case back to the Growth team. This procedure ends.</w:t>
       </w:r>
     </w:p>
     <w:p>
@@ -2398,10 +2431,26 @@
           <w:b/>
           <w:i w:val="0"/>
         </w:rPr>
-        <w:t xml:space="preserve">If dispute rights exist: </w:t>
-      </w:r>
-      <w:r>
-        <w:t>proceed to Step 2 — Assess auto write-off.</w:t>
+        <w:t xml:space="preserve">If the dispute amount is above $150, or does not meet the member risk review criteria: </w:t>
+      </w:r>
+      <w:r>
+        <w:t>proceed with investigation and case assessment — see Stage 3A: Case Preparation &amp; Document Assessment, and refer to the Visa Debit Card Fraud Investigation Process.</w:t>
+      </w:r>
+    </w:p>
+    <w:p>
+      <w:pPr>
+        <w:pStyle w:val="Heading3"/>
+        <w:numPr>
+          <w:ilvl w:val="0"/>
+          <w:numId w:val="0"/>
+        </w:numPr>
+        <w:ind w:left="992" w:hanging="992"/>
+      </w:pPr>
+      <w:r>
+        <w:rPr>
+          <w:sz w:val="28"/>
+        </w:rPr>
+        <w:t>5.2.3 Payment Services Team: Assess Filing Window and Auto Write-Off</w:t>
       </w:r>
     </w:p>
     <w:p>
@@ -2410,10 +2459,10 @@
           <w:b/>
           <w:i w:val="0"/>
         </w:rPr>
-        <w:t xml:space="preserve">Step 2 — Assess auto write-off: </w:t>
-      </w:r>
-      <w:r>
-        <w:t>the Payment Services agent should assess whether the dispute qualifies for a system auto write-off.</w:t>
+        <w:t xml:space="preserve">Step 1 — Assess filing window: </w:t>
+      </w:r>
+      <w:r>
+        <w:t>the Payment Services agent should assess whether the dispute was submitted within the filing window.</w:t>
       </w:r>
     </w:p>
     <w:p>
@@ -2422,14 +2471,14 @@
           <w:b/>
           <w:i/>
         </w:rPr>
-        <w:t xml:space="preserve">Decision Pending (D-007): </w:t>
+        <w:t xml:space="preserve">Decision (D-004): </w:t>
       </w:r>
       <w:r>
         <w:rPr>
           <w:b w:val="0"/>
           <w:i/>
         </w:rPr>
-        <w:t>the non-fraud auto write-off threshold for Visa Debit is TBD [X — placeholder].</w:t>
+        <w:t>cardholders must dispute a transaction within 60 days of the transaction date, as per agreement.</w:t>
       </w:r>
     </w:p>
     <w:p>
@@ -2447,10 +2496,38 @@
           <w:b/>
           <w:i w:val="0"/>
         </w:rPr>
-        <w:t xml:space="preserve">If the dispute amount is at or below the threshold: </w:t>
-      </w:r>
-      <w:r>
-        <w:t>refund and communicate to the member. This procedure ends.</w:t>
+        <w:t xml:space="preserve">If the dispute was not submitted within the filing window (i.e., outside the 60-day window from the transaction date): </w:t>
+      </w:r>
+      <w:r>
+        <w:t>no refund.</w:t>
+      </w:r>
+    </w:p>
+    <w:p>
+      <w:pPr>
+        <w:pStyle w:val="ListParagraph"/>
+        <w:numPr>
+          <w:ilvl w:val="1"/>
+          <w:numId w:val="503"/>
+        </w:numPr>
+        <w:ind w:hanging="357"/>
+        <w:contextualSpacing w:val="0"/>
+      </w:pPr>
+      <w:r>
+        <w:t>Document the rationale for the no-refund decision in the CRM case notes.</w:t>
+      </w:r>
+    </w:p>
+    <w:p>
+      <w:pPr>
+        <w:pStyle w:val="ListParagraph"/>
+        <w:numPr>
+          <w:ilvl w:val="1"/>
+          <w:numId w:val="503"/>
+        </w:numPr>
+        <w:ind w:hanging="357"/>
+        <w:contextualSpacing w:val="0"/>
+      </w:pPr>
+      <w:r>
+        <w:t>Close the case by setting the CRM case status to “Closed”, which notifies the Growth team member who opened the case of the case closure. This procedure ends.</w:t>
       </w:r>
     </w:p>
     <w:p>
@@ -2459,6 +2536,90 @@
         <w:numPr>
           <w:ilvl w:val="0"/>
           <w:numId w:val="503"/>
+        </w:numPr>
+        <w:ind w:hanging="357"/>
+        <w:contextualSpacing w:val="0"/>
+      </w:pPr>
+      <w:r>
+        <w:rPr>
+          <w:b/>
+          <w:i w:val="0"/>
+        </w:rPr>
+        <w:t xml:space="preserve">If the dispute was submitted within the filing window: </w:t>
+      </w:r>
+      <w:r>
+        <w:t>proceed to Step 2 — Assess auto write-off.</w:t>
+      </w:r>
+    </w:p>
+    <w:p>
+      <w:r>
+        <w:rPr>
+          <w:b/>
+          <w:i w:val="0"/>
+        </w:rPr>
+        <w:t xml:space="preserve">Step 2 — Assess auto write-off: </w:t>
+      </w:r>
+      <w:r>
+        <w:t>the Payment Services agent should assess whether the dispute qualifies for a system auto write-off.</w:t>
+      </w:r>
+    </w:p>
+    <w:p>
+      <w:r>
+        <w:rPr>
+          <w:b/>
+          <w:i/>
+        </w:rPr>
+        <w:t xml:space="preserve">Decision Pending (D-007): </w:t>
+      </w:r>
+      <w:r>
+        <w:rPr>
+          <w:b w:val="0"/>
+          <w:i/>
+        </w:rPr>
+        <w:t>the non-fraud auto write-off threshold for Visa Debit is TBD [X — placeholder].</w:t>
+      </w:r>
+    </w:p>
+    <w:p>
+      <w:pPr>
+        <w:pStyle w:val="ListParagraph"/>
+        <w:numPr>
+          <w:ilvl w:val="0"/>
+          <w:numId w:val="504"/>
+        </w:numPr>
+        <w:ind w:hanging="357"/>
+        <w:contextualSpacing w:val="0"/>
+      </w:pPr>
+      <w:r>
+        <w:rPr>
+          <w:b/>
+          <w:i w:val="0"/>
+        </w:rPr>
+        <w:t xml:space="preserve">If the dispute amount is at or below the threshold: </w:t>
+      </w:r>
+      <w:r>
+        <w:t>refund and communicate to the member.</w:t>
+      </w:r>
+    </w:p>
+    <w:p>
+      <w:pPr>
+        <w:pStyle w:val="ListParagraph"/>
+        <w:numPr>
+          <w:ilvl w:val="1"/>
+          <w:numId w:val="504"/>
+        </w:numPr>
+        <w:ind w:hanging="357"/>
+        <w:contextualSpacing w:val="0"/>
+      </w:pPr>
+      <w:r>
+        <w:t>Set the CRM case status to “Qualify for Auto-Write Off”, which routes the case back to the Growth team. This procedure ends.</w:t>
+      </w:r>
+    </w:p>
+    <w:p>
+      <w:pPr>
+        <w:pStyle w:val="ListParagraph"/>
+        <w:numPr>
+          <w:ilvl w:val="0"/>
+          <w:numId w:val="504"/>
         </w:numPr>
         <w:ind w:hanging="357"/>
         <w:contextualSpacing w:val="0"/>
@@ -5481,6 +5642,15 @@
     </w:lvlOverride>
   </w:num>
   <w:num w:numId="503">
+    <w:abstractNumId w:val="8"/>
+    <w:lvlOverride w:ilvl="0">
+      <w:startOverride w:val="1"/>
+    </w:lvlOverride>
+    <w:lvlOverride w:ilvl="1">
+      <w:startOverride w:val="1"/>
+    </w:lvlOverride>
+  </w:num>
+  <w:num w:numId="504">
     <w:abstractNumId w:val="8"/>
     <w:lvlOverride w:ilvl="0">
       <w:startOverride w:val="1"/>

--- a/Dispute Resolution/Stage 2 Dispute Triage - Visa Debit Dispute Management Process - DRAFT.docx
+++ b/Dispute Resolution/Stage 2 Dispute Triage - Visa Debit Dispute Management Process - DRAFT.docx
@@ -2042,7 +2042,7 @@
     </w:p>
     <w:p>
       <w:r>
-        <w:t>The assigned agent should:</w:t>
+        <w:t>Upon opening the assigned case, the agent should review the documented details received from Growth and:</w:t>
       </w:r>
     </w:p>
     <w:p>
@@ -2050,21 +2050,7 @@
         <w:pStyle w:val="ListParagraph"/>
         <w:numPr>
           <w:ilvl w:val="0"/>
-          <w:numId w:val="500"/>
-        </w:numPr>
-        <w:ind w:hanging="357"/>
-        <w:contextualSpacing w:val="0"/>
-      </w:pPr>
-      <w:r>
-        <w:t>Open the assigned case and review the documented details received from Growth.</w:t>
-      </w:r>
-    </w:p>
-    <w:p>
-      <w:pPr>
-        <w:pStyle w:val="ListParagraph"/>
-        <w:numPr>
-          <w:ilvl w:val="0"/>
-          <w:numId w:val="500"/>
+          <w:numId w:val="501"/>
         </w:numPr>
         <w:ind w:hanging="357"/>
         <w:contextualSpacing w:val="0"/>
@@ -2074,7 +2060,7 @@
           <w:b/>
           <w:i w:val="0"/>
         </w:rPr>
-        <w:t>Confirm whether the disputed transaction occurred on the Visa Network.</w:t>
+        <w:t>Confirm whether the disputed transaction occurred on the Visa Network, as indicated by the network type captured in the Transaction Details field of the CRM case (see Stage 1, Section 4.2.3 — Create the CRM Case).</w:t>
       </w:r>
     </w:p>
     <w:p>
@@ -2124,7 +2110,7 @@
         <w:pStyle w:val="ListParagraph"/>
         <w:numPr>
           <w:ilvl w:val="0"/>
-          <w:numId w:val="500"/>
+          <w:numId w:val="501"/>
         </w:numPr>
         <w:ind w:hanging="357"/>
         <w:contextualSpacing w:val="0"/>
@@ -2134,7 +2120,7 @@
           <w:b/>
           <w:i w:val="0"/>
         </w:rPr>
-        <w:t>Confirm the case documentation was completed correctly:</w:t>
+        <w:t>Confirm the case was correctly classified, and that the case documentation was completed correctly:</w:t>
       </w:r>
     </w:p>
     <w:p>
@@ -2155,7 +2141,7 @@
         <w:t xml:space="preserve">Fraud case: </w:t>
       </w:r>
       <w:r>
-        <w:t>confirm the Fraud Intake Form (FIF) was completed correctly.</w:t>
+        <w:t>confirm the dispute narrative and case details support a fraud classification, and that the Fraud Intake Form (FIF) was completed correctly.</w:t>
       </w:r>
     </w:p>
     <w:p>
@@ -2176,7 +2162,7 @@
         <w:t xml:space="preserve">Non-Fraud case: </w:t>
       </w:r>
       <w:r>
-        <w:t>confirm the ATM/POS Trace Request was completed correctly.</w:t>
+        <w:t>confirm the dispute narrative and case details support a non-fraud classification, and that the ATM/POS Trace Request was completed correctly.</w:t>
       </w:r>
     </w:p>
     <w:p>
@@ -2184,7 +2170,7 @@
         <w:pStyle w:val="ListParagraph"/>
         <w:numPr>
           <w:ilvl w:val="0"/>
-          <w:numId w:val="500"/>
+          <w:numId w:val="501"/>
         </w:numPr>
         <w:ind w:hanging="357"/>
         <w:contextualSpacing w:val="0"/>
@@ -2264,31 +2250,15 @@
         <w:t xml:space="preserve">Step 1 — Assess filing window: </w:t>
       </w:r>
       <w:r>
-        <w:t>the Fraud Specialist should assess whether the dispute was submitted within the filing window.</w:t>
+        <w:t>the Fraud Specialist should assess whether the dispute was submitted within the filing window — cardholders must dispute a transaction within 60 days of the transaction date, as per agreement (D-004).</w:t>
       </w:r>
     </w:p>
     <w:p>
-      <w:r>
-        <w:rPr>
-          <w:b/>
-          <w:i/>
-        </w:rPr>
-        <w:t xml:space="preserve">Decision (D-004): </w:t>
-      </w:r>
-      <w:r>
-        <w:rPr>
-          <w:b w:val="0"/>
-          <w:i/>
-        </w:rPr>
-        <w:t>cardholders must dispute a transaction within 60 days of the transaction date, as per agreement.</w:t>
-      </w:r>
-    </w:p>
-    <w:p>
       <w:pPr>
         <w:pStyle w:val="ListParagraph"/>
         <w:numPr>
-          <w:ilvl w:val="0"/>
-          <w:numId w:val="501"/>
+          <w:ilvl w:val="1"/>
+          <w:numId w:val="500"/>
         </w:numPr>
         <w:ind w:hanging="357"/>
         <w:contextualSpacing w:val="0"/>
@@ -2308,8 +2278,8 @@
       <w:pPr>
         <w:pStyle w:val="ListParagraph"/>
         <w:numPr>
-          <w:ilvl w:val="1"/>
-          <w:numId w:val="501"/>
+          <w:ilvl w:val="3"/>
+          <w:numId w:val="502"/>
         </w:numPr>
         <w:ind w:hanging="357"/>
         <w:contextualSpacing w:val="0"/>
@@ -2322,8 +2292,8 @@
       <w:pPr>
         <w:pStyle w:val="ListParagraph"/>
         <w:numPr>
-          <w:ilvl w:val="1"/>
-          <w:numId w:val="501"/>
+          <w:ilvl w:val="3"/>
+          <w:numId w:val="502"/>
         </w:numPr>
         <w:ind w:hanging="357"/>
         <w:contextualSpacing w:val="0"/>
@@ -2336,8 +2306,8 @@
       <w:pPr>
         <w:pStyle w:val="ListParagraph"/>
         <w:numPr>
-          <w:ilvl w:val="0"/>
-          <w:numId w:val="501"/>
+          <w:ilvl w:val="1"/>
+          <w:numId w:val="500"/>
         </w:numPr>
         <w:ind w:hanging="357"/>
         <w:contextualSpacing w:val="0"/>
@@ -2362,31 +2332,15 @@
         <w:t xml:space="preserve">Step 2 — Assess auto write-off: </w:t>
       </w:r>
       <w:r>
-        <w:t>the Fraud Specialist should assess whether the dispute qualifies for a system auto write-off.</w:t>
+        <w:t>the Fraud Specialist should assess whether the dispute qualifies for a system auto write-off — the fraud auto write-off threshold is $150; disputes at or below this threshold, and meeting member risk review criteria, qualify for auto write-off (D-008).</w:t>
       </w:r>
     </w:p>
     <w:p>
-      <w:r>
-        <w:rPr>
-          <w:b/>
-          <w:i/>
-        </w:rPr>
-        <w:t xml:space="preserve">Decision (D-008): </w:t>
-      </w:r>
-      <w:r>
-        <w:rPr>
-          <w:b w:val="0"/>
-          <w:i/>
-        </w:rPr>
-        <w:t>the fraud auto write-off threshold is $150. Disputes at or below this threshold, and meeting member risk review criteria, qualify for auto write-off.</w:t>
-      </w:r>
-    </w:p>
-    <w:p>
       <w:pPr>
         <w:pStyle w:val="ListParagraph"/>
         <w:numPr>
-          <w:ilvl w:val="0"/>
-          <w:numId w:val="502"/>
+          <w:ilvl w:val="1"/>
+          <w:numId w:val="500"/>
         </w:numPr>
         <w:ind w:hanging="357"/>
         <w:contextualSpacing w:val="0"/>
@@ -2399,7 +2353,7 @@
         <w:t xml:space="preserve">If the dispute amount is at or below $150 and meets the member risk review criteria: </w:t>
       </w:r>
       <w:r>
-        <w:t>refund and communicate to the member.</w:t>
+        <w:t>refund and communicate to the member, and set the CRM case status to “Qualify for Auto-Write Off”, which routes the case back to the Growth team. This procedure ends.</w:t>
       </w:r>
     </w:p>
     <w:p>
@@ -2407,21 +2361,7 @@
         <w:pStyle w:val="ListParagraph"/>
         <w:numPr>
           <w:ilvl w:val="1"/>
-          <w:numId w:val="502"/>
-        </w:numPr>
-        <w:ind w:hanging="357"/>
-        <w:contextualSpacing w:val="0"/>
-      </w:pPr>
-      <w:r>
-        <w:t>Set the CRM case status to “Qualify for Auto-Write Off”, which routes the case back to the Growth team. This procedure ends.</w:t>
-      </w:r>
-    </w:p>
-    <w:p>
-      <w:pPr>
-        <w:pStyle w:val="ListParagraph"/>
-        <w:numPr>
-          <w:ilvl w:val="0"/>
-          <w:numId w:val="502"/>
+          <w:numId w:val="500"/>
         </w:numPr>
         <w:ind w:hanging="357"/>
         <w:contextualSpacing w:val="0"/>
@@ -2462,31 +2402,15 @@
         <w:t xml:space="preserve">Step 1 — Assess filing window: </w:t>
       </w:r>
       <w:r>
-        <w:t>the Payment Services agent should assess whether the dispute was submitted within the filing window.</w:t>
+        <w:t>the Payment Services agent should assess whether the dispute was submitted within the filing window — cardholders must dispute a transaction within 60 days of the transaction date, as per agreement (D-004).</w:t>
       </w:r>
     </w:p>
     <w:p>
-      <w:r>
-        <w:rPr>
-          <w:b/>
-          <w:i/>
-        </w:rPr>
-        <w:t xml:space="preserve">Decision (D-004): </w:t>
-      </w:r>
-      <w:r>
-        <w:rPr>
-          <w:b w:val="0"/>
-          <w:i/>
-        </w:rPr>
-        <w:t>cardholders must dispute a transaction within 60 days of the transaction date, as per agreement.</w:t>
-      </w:r>
-    </w:p>
-    <w:p>
       <w:pPr>
         <w:pStyle w:val="ListParagraph"/>
         <w:numPr>
-          <w:ilvl w:val="0"/>
-          <w:numId w:val="503"/>
+          <w:ilvl w:val="1"/>
+          <w:numId w:val="500"/>
         </w:numPr>
         <w:ind w:hanging="357"/>
         <w:contextualSpacing w:val="0"/>
@@ -2506,7 +2430,7 @@
       <w:pPr>
         <w:pStyle w:val="ListParagraph"/>
         <w:numPr>
-          <w:ilvl w:val="1"/>
+          <w:ilvl w:val="3"/>
           <w:numId w:val="503"/>
         </w:numPr>
         <w:ind w:hanging="357"/>
@@ -2520,7 +2444,7 @@
       <w:pPr>
         <w:pStyle w:val="ListParagraph"/>
         <w:numPr>
-          <w:ilvl w:val="1"/>
+          <w:ilvl w:val="3"/>
           <w:numId w:val="503"/>
         </w:numPr>
         <w:ind w:hanging="357"/>
@@ -2534,8 +2458,8 @@
       <w:pPr>
         <w:pStyle w:val="ListParagraph"/>
         <w:numPr>
-          <w:ilvl w:val="0"/>
-          <w:numId w:val="503"/>
+          <w:ilvl w:val="1"/>
+          <w:numId w:val="500"/>
         </w:numPr>
         <w:ind w:hanging="357"/>
         <w:contextualSpacing w:val="0"/>
@@ -2560,31 +2484,15 @@
         <w:t xml:space="preserve">Step 2 — Assess auto write-off: </w:t>
       </w:r>
       <w:r>
-        <w:t>the Payment Services agent should assess whether the dispute qualifies for a system auto write-off.</w:t>
+        <w:t>the Payment Services agent should assess whether the dispute qualifies for a system auto write-off — the non-fraud auto write-off threshold for Visa Debit is TBD [X — placeholder] (D-007).</w:t>
       </w:r>
     </w:p>
     <w:p>
-      <w:r>
-        <w:rPr>
-          <w:b/>
-          <w:i/>
-        </w:rPr>
-        <w:t xml:space="preserve">Decision Pending (D-007): </w:t>
-      </w:r>
-      <w:r>
-        <w:rPr>
-          <w:b w:val="0"/>
-          <w:i/>
-        </w:rPr>
-        <w:t>the non-fraud auto write-off threshold for Visa Debit is TBD [X — placeholder].</w:t>
-      </w:r>
-    </w:p>
-    <w:p>
       <w:pPr>
         <w:pStyle w:val="ListParagraph"/>
         <w:numPr>
-          <w:ilvl w:val="0"/>
-          <w:numId w:val="504"/>
+          <w:ilvl w:val="1"/>
+          <w:numId w:val="500"/>
         </w:numPr>
         <w:ind w:hanging="357"/>
         <w:contextualSpacing w:val="0"/>
@@ -2597,7 +2505,7 @@
         <w:t xml:space="preserve">If the dispute amount is at or below the threshold: </w:t>
       </w:r>
       <w:r>
-        <w:t>refund and communicate to the member.</w:t>
+        <w:t>refund and communicate to the member, and set the CRM case status to “Qualify for Auto-Write Off”, which routes the case back to the Growth team. This procedure ends.</w:t>
       </w:r>
     </w:p>
     <w:p>
@@ -2605,21 +2513,7 @@
         <w:pStyle w:val="ListParagraph"/>
         <w:numPr>
           <w:ilvl w:val="1"/>
-          <w:numId w:val="504"/>
-        </w:numPr>
-        <w:ind w:hanging="357"/>
-        <w:contextualSpacing w:val="0"/>
-      </w:pPr>
-      <w:r>
-        <w:t>Set the CRM case status to “Qualify for Auto-Write Off”, which routes the case back to the Growth team. This procedure ends.</w:t>
-      </w:r>
-    </w:p>
-    <w:p>
-      <w:pPr>
-        <w:pStyle w:val="ListParagraph"/>
-        <w:numPr>
-          <w:ilvl w:val="0"/>
-          <w:numId w:val="504"/>
+          <w:numId w:val="500"/>
         </w:numPr>
         <w:ind w:hanging="357"/>
         <w:contextualSpacing w:val="0"/>
@@ -5622,6 +5516,9 @@
     <w:lvlOverride w:ilvl="1">
       <w:startOverride w:val="1"/>
     </w:lvlOverride>
+    <w:lvlOverride w:ilvl="3">
+      <w:startOverride w:val="1"/>
+    </w:lvlOverride>
   </w:num>
   <w:num w:numId="501">
     <w:abstractNumId w:val="8"/>
@@ -5629,6 +5526,9 @@
       <w:startOverride w:val="1"/>
     </w:lvlOverride>
     <w:lvlOverride w:ilvl="1">
+      <w:startOverride w:val="1"/>
+    </w:lvlOverride>
+    <w:lvlOverride w:ilvl="3">
       <w:startOverride w:val="1"/>
     </w:lvlOverride>
   </w:num>
@@ -5640,6 +5540,9 @@
     <w:lvlOverride w:ilvl="1">
       <w:startOverride w:val="1"/>
     </w:lvlOverride>
+    <w:lvlOverride w:ilvl="3">
+      <w:startOverride w:val="1"/>
+    </w:lvlOverride>
   </w:num>
   <w:num w:numId="503">
     <w:abstractNumId w:val="8"/>
@@ -5649,13 +5552,7 @@
     <w:lvlOverride w:ilvl="1">
       <w:startOverride w:val="1"/>
     </w:lvlOverride>
-  </w:num>
-  <w:num w:numId="504">
-    <w:abstractNumId w:val="8"/>
-    <w:lvlOverride w:ilvl="0">
-      <w:startOverride w:val="1"/>
-    </w:lvlOverride>
-    <w:lvlOverride w:ilvl="1">
+    <w:lvlOverride w:ilvl="3">
       <w:startOverride w:val="1"/>
     </w:lvlOverride>
   </w:num>
